--- a/data/revised_2026-10_full/tracked/v2/Biology/SS1.3_Cell_Biology/Biology_Cell_Biology_FinalExplanation_TeacherKey_TRACKED.docx
+++ b/data/revised_2026-10_full/tracked/v2/Biology/SS1.3_Cell_Biology/Biology_Cell_Biology_FinalExplanation_TeacherKey_TRACKED.docx
@@ -232,7 +232,7 @@
               </w:rPr>
               <w:t xml:space="preserve">Driving Question: Why do the cells in my body, and in the sukuma wiki on my plate, look so different from each other, and how does each cell's structure allow it to do its specific job? Remember the Kisumu blood smear: red blood cells with no nucleus next to white blood cells with large nuclei, and the sukuma wiki leaf cell that is rectangular, has chloroplasts and a large central vacuole. Answer every section in the space under each prompt. Write in full sentences and use the scientific words you learned in Lessons 1 to 8. Use evidence from the images, practicals and activities we did. Where a prompt asks for a Claim, Evidence and Reasoning (CER) answer</w:t>
             </w:r>
-            <w:del w:id="9001" w:author="Claude (AI) - proposed" w:date="2026-10-15T02:49:28Z">
+            <w:del w:id="9001" w:author="Claude (AI) - proposed" w:date="2026-10-18T00:25:44Z">
               <w:r>
                 <w:rPr>
                   <w:rFonts w:ascii="Arial" w:cs="Arial" w:eastAsia="Arial" w:hAnsi="Arial"/>
@@ -247,7 +247,7 @@
                 <w:delText xml:space="preserve">, state your claim, back it with evidence, and then explain</w:delText>
               </w:r>
             </w:del>
-            <w:ins w:id="9002" w:author="Claude (AI) - proposed" w:date="2026-10-15T02:49:28Z">
+            <w:ins w:id="9002" w:author="Claude (AI) - proposed" w:date="2026-10-18T00:25:44Z">
               <w:r>
                 <w:rPr>
                   <w:rFonts w:ascii="Arial" w:cs="Arial" w:eastAsia="Arial" w:hAnsi="Arial"/>
@@ -405,7 +405,7 @@
               </w:rPr>
               <w:t xml:space="preserve">(a) All cells have a cell membrane, cytoplasm, genetic material (DNA) and ribosomes.</w:t>
             </w:r>
-            <w:ins w:id="9003" w:author="Claude (AI) - proposed" w:date="2026-10-15T02:49:28Z">
+            <w:ins w:id="9003" w:author="Claude (AI) - proposed" w:date="2026-10-18T00:25:44Z">
               <w:r>
                 <w:rPr>
                   <w:rFonts w:ascii="Arial" w:cs="Arial" w:eastAsia="Arial" w:hAnsi="Arial"/>
@@ -530,7 +530,7 @@
               </w:rPr>
               <w:t xml:space="preserve">Use what you saw in the onion </w:t>
             </w:r>
-            <w:del w:id="9004" w:author="Claude (AI) - proposed" w:date="2026-10-15T02:49:28Z">
+            <w:del w:id="9004" w:author="Claude (AI) - proposed" w:date="2026-10-18T00:25:44Z">
               <w:r>
                 <w:rPr>
                   <w:rFonts w:ascii="Arial" w:cs="Arial" w:eastAsia="Arial" w:hAnsi="Arial"/>
@@ -545,7 +545,7 @@
                 <w:delText xml:space="preserve">and cheek cell practical and in</w:delText>
               </w:r>
             </w:del>
-            <w:ins w:id="9005" w:author="Claude (AI) - proposed" w:date="2026-10-15T02:49:28Z">
+            <w:ins w:id="9005" w:author="Claude (AI) - proposed" w:date="2026-10-18T00:25:44Z">
               <w:r>
                 <w:rPr>
                   <w:rFonts w:ascii="Arial" w:cs="Arial" w:eastAsia="Arial" w:hAnsi="Arial"/>
@@ -573,7 +573,7 @@
               </w:rPr>
               <w:t xml:space="preserve"> the sukuma wiki leaf cell. (a) Describe three structures found in the sukuma wiki leaf cell but NOT in the human blood cells, and say what each one does. (b) Explain why the sukuma wiki cell looks rectangular but a cheek cell looks irregular and rounder. (c) The onion epidermal cells we viewed were not green, although onion is a plant. Suggest a reason, using what you </w:t>
             </w:r>
-            <w:del w:id="9006" w:author="Claude (AI) - proposed" w:date="2026-10-15T02:49:28Z">
+            <w:del w:id="9006" w:author="Claude (AI) - proposed" w:date="2026-10-18T00:25:44Z">
               <w:r>
                 <w:rPr>
                   <w:rFonts w:ascii="Arial" w:cs="Arial" w:eastAsia="Arial" w:hAnsi="Arial"/>
@@ -588,7 +588,7 @@
                 <w:delText xml:space="preserve">learned about the organelle responsible for the green colour</w:delText>
               </w:r>
             </w:del>
-            <w:ins w:id="9007" w:author="Claude (AI) - proposed" w:date="2026-10-15T02:49:28Z">
+            <w:ins w:id="9007" w:author="Claude (AI) - proposed" w:date="2026-10-18T00:25:44Z">
               <w:r>
                 <w:rPr>
                   <w:rFonts w:ascii="Arial" w:cs="Arial" w:eastAsia="Arial" w:hAnsi="Arial"/>
@@ -649,7 +649,7 @@
               </w:rPr>
               <w:t xml:space="preserve">(a) Cell wall: a rigid layer made of cellulose outside the cell membrane that gives the cell support and a fixed shape. Chloroplasts: green organelles containing chlorophyll that capture light for photosynthesis, so the leaf can make its own food (glucose). Large central vacuole: a water-filled sac that creates turgor pressure to keep the cell firm and stores water; it pushes the other organelles to the edge of the cell. (b) The sukuma wiki cell has a rigid cellulose cell wall that holds it in a rectangular shape. The cheek cell has only a flexible cell membrane and no wall, so its shape is irregular and rounder. (c) The green colour comes from chlorophyll in chloroplasts. The onion layer we viewed did not show green, which suggests </w:t>
             </w:r>
-            <w:del w:id="9008" w:author="Claude (AI) - proposed" w:date="2026-10-15T02:49:28Z">
+            <w:del w:id="9008" w:author="Claude (AI) - proposed" w:date="2026-10-18T00:25:44Z">
               <w:r>
                 <w:rPr>
                   <w:rFonts w:ascii="Arial" w:cs="Arial" w:eastAsia="Arial" w:hAnsi="Arial"/>
@@ -664,7 +664,7 @@
                 <w:delText xml:space="preserve">it lacks chloroplasts in that part of the plant</w:delText>
               </w:r>
             </w:del>
-            <w:ins w:id="9009" w:author="Claude (AI) - proposed" w:date="2026-10-15T02:49:28Z">
+            <w:ins w:id="9009" w:author="Claude (AI) - proposed" w:date="2026-10-18T00:25:44Z">
               <w:r>
                 <w:rPr>
                   <w:rFonts w:ascii="Arial" w:cs="Arial" w:eastAsia="Arial" w:hAnsi="Arial"/>
@@ -789,7 +789,7 @@
               </w:rPr>
               <w:t xml:space="preserve">Look back at the blood smear from the Kisumu County Hospital. (a) The red blood cells have no nucleus and are biconcave discs. Explain how this structure is linked to the job of the red blood cell. (b) The white blood cells have large nuclei. Using what you learned about the nucleus, explain what the nucleus allows a cell to do that a mature red blood cell cannot do. (c) Choose ONE other specialised cell (guard cell, root hair cell, muscle cell, nerve cell or sperm cell). Describe its special structure and explain how it helps the cell do its job, with a Kenyan example from the sukuma wiki plant, a bean seedling or the human body.</w:t>
             </w:r>
-            <w:ins w:id="9010" w:author="Claude (AI) - proposed" w:date="2026-10-15T02:49:28Z">
+            <w:ins w:id="9010" w:author="Claude (AI) - proposed" w:date="2026-10-18T00:25:44Z">
               <w:r>
                 <w:rPr>
                   <w:rFonts w:ascii="Arial" w:cs="Arial" w:eastAsia="Arial" w:hAnsi="Arial"/>
@@ -837,7 +837,7 @@
               </w:rPr>
               <w:t xml:space="preserve">(a) The red blood cell has no nucleus, which leaves more internal space for haemoglobin, so it can carry more oxygen around the body. Its job is oxygen transport, so losing the nucleus is a specialisation, not a defect. (b) The nucleus is the cell's control centre, like the Managing Director's office in our factory analogy. It holds the DNA and directs protein making and cell division. White blood cells keep their nuclei so they can make proteins and carry out their functions, while a mature red blood cell cannot make new proteins or divide. The trade-off is that the red blood cell gains oxygen-carrying capacity. (c) Example: the root hair cell is long and thin, which increases surface area for absorbing water, so a bean seedling in a shamba can take up water efficiently from the soil. (Other correct examples: guard cells are bean-shaped and open and close the stomata in a sukuma wiki leaf; muscle cells are elongated with many mitochondria to power contraction; nerve cells have long axons to carry signals quickly; sperm cells have a flagellum and a mitochondria-rich midpiece to swim to the egg.)</w:t>
             </w:r>
-            <w:ins w:id="9011" w:author="Claude (AI) - proposed" w:date="2026-10-15T02:49:28Z">
+            <w:ins w:id="9011" w:author="Claude (AI) - proposed" w:date="2026-10-18T00:25:44Z">
               <w:r>
                 <w:rPr>
                   <w:rFonts w:ascii="Arial" w:cs="Arial" w:eastAsia="Arial" w:hAnsi="Arial"/>
@@ -982,7 +982,7 @@
               </w:rPr>
               <w:t xml:space="preserve">Sickle cells have a crescent shape instead of the normal biconcave disc. </w:t>
             </w:r>
-            <w:del w:id="9012" w:author="Claude (AI) - proposed" w:date="2026-10-15T02:49:28Z">
+            <w:del w:id="9012" w:author="Claude (AI) - proposed" w:date="2026-10-18T00:25:44Z">
               <w:r>
                 <w:rPr>
                   <w:rFonts w:ascii="Arial" w:cs="Arial" w:eastAsia="Arial" w:hAnsi="Arial"/>
@@ -997,7 +997,7 @@
                 <w:delText xml:space="preserve">The crescent cells disrupt the packing of haemoglobin and stack together and block capillaries, so</w:delText>
               </w:r>
             </w:del>
-            <w:ins w:id="9013" w:author="Claude (AI) - proposed" w:date="2026-10-15T02:49:28Z">
+            <w:ins w:id="9013" w:author="Claude (AI) - proposed" w:date="2026-10-18T00:25:44Z">
               <w:r>
                 <w:rPr>
                   <w:rFonts w:ascii="Arial" w:cs="Arial" w:eastAsia="Arial" w:hAnsi="Arial"/>
@@ -1025,7 +1025,7 @@
               </w:rPr>
               <w:t xml:space="preserve"> less oxygen is delivered to the body tissues</w:t>
             </w:r>
-            <w:ins w:id="9014" w:author="Claude (AI) - proposed" w:date="2026-10-15T02:49:28Z">
+            <w:ins w:id="9014" w:author="Claude (AI) - proposed" w:date="2026-10-18T00:25:44Z">
               <w:r>
                 <w:rPr>
                   <w:rFonts w:ascii="Arial" w:cs="Arial" w:eastAsia="Arial" w:hAnsi="Arial"/>
@@ -1183,7 +1183,7 @@
               </w:rPr>
               <w:t xml:space="preserve">All cells, whether</w:t>
             </w:r>
-            <w:del w:id="9015" w:author="Claude (AI) - proposed" w:date="2026-10-15T02:49:28Z">
+            <w:del w:id="9015" w:author="Claude (AI) - proposed" w:date="2026-10-18T00:25:44Z">
               <w:r>
                 <w:rPr>
                   <w:rFonts w:ascii="Arial" w:cs="Arial" w:eastAsia="Arial" w:hAnsi="Arial"/>
@@ -1211,7 +1211,7 @@
               </w:rPr>
               <w:t xml:space="preserve"> white blood cells, sukuma wiki leaf cells or bacteria, share a cell membrane, cytoplasm, DNA and ribosomes, because these are needed for the basic processes of life</w:t>
             </w:r>
-            <w:ins w:id="9016" w:author="Claude (AI) - proposed" w:date="2026-10-15T02:49:28Z">
+            <w:ins w:id="9016" w:author="Claude (AI) - proposed" w:date="2026-10-18T00:25:44Z">
               <w:r>
                 <w:rPr>
                   <w:rFonts w:ascii="Arial" w:cs="Arial" w:eastAsia="Arial" w:hAnsi="Arial"/>
@@ -1492,7 +1492,7 @@
               <w:spacing w:after="40" w:before="0"/>
               <w:jc w:val="left"/>
             </w:pPr>
-            <w:del w:id="9017" w:author="Claude (AI) - proposed" w:date="2026-10-15T02:49:28Z">
+            <w:del w:id="9017" w:author="Claude (AI) - proposed" w:date="2026-10-18T00:25:44Z">
               <w:r>
                 <w:rPr>
                   <w:rFonts w:ascii="Arial" w:cs="Arial" w:eastAsia="Arial" w:hAnsi="Arial"/>
@@ -1507,7 +1507,7 @@
                 <w:delText xml:space="preserve">Names</w:delText>
               </w:r>
             </w:del>
-            <w:ins w:id="9018" w:author="Claude (AI) - proposed" w:date="2026-10-15T02:49:28Z">
+            <w:ins w:id="9018" w:author="Claude (AI) - proposed" w:date="2026-10-18T00:25:44Z">
               <w:r>
                 <w:rPr>
                   <w:rFonts w:ascii="Arial" w:cs="Arial" w:eastAsia="Arial" w:hAnsi="Arial"/>
@@ -1535,7 +1535,7 @@
               </w:rPr>
               <w:t xml:space="preserve"> all four universal features (membrane, cytoplasm, DNA, ribosomes)</w:t>
             </w:r>
-            <w:ins w:id="9019" w:author="Claude (AI) - proposed" w:date="2026-10-15T02:49:28Z">
+            <w:ins w:id="9019" w:author="Claude (AI) - proposed" w:date="2026-10-18T00:25:44Z">
               <w:r>
                 <w:rPr>
                   <w:rFonts w:ascii="Arial" w:cs="Arial" w:eastAsia="Arial" w:hAnsi="Arial"/>
@@ -1583,7 +1583,7 @@
               <w:spacing w:after="40" w:before="0"/>
               <w:jc w:val="left"/>
             </w:pPr>
-            <w:del w:id="9020" w:author="Claude (AI) - proposed" w:date="2026-10-15T02:49:28Z">
+            <w:del w:id="9020" w:author="Claude (AI) - proposed" w:date="2026-10-18T00:25:44Z">
               <w:r>
                 <w:rPr>
                   <w:rFonts w:ascii="Arial" w:cs="Arial" w:eastAsia="Arial" w:hAnsi="Arial"/>
@@ -1598,7 +1598,7 @@
                 <w:delText xml:space="preserve">Names</w:delText>
               </w:r>
             </w:del>
-            <w:ins w:id="9021" w:author="Claude (AI) - proposed" w:date="2026-10-15T02:49:28Z">
+            <w:ins w:id="9021" w:author="Claude (AI) - proposed" w:date="2026-10-18T00:25:44Z">
               <w:r>
                 <w:rPr>
                   <w:rFonts w:ascii="Arial" w:cs="Arial" w:eastAsia="Arial" w:hAnsi="Arial"/>
@@ -1646,7 +1646,7 @@
               <w:spacing w:after="40" w:before="0"/>
               <w:jc w:val="left"/>
             </w:pPr>
-            <w:del w:id="9022" w:author="Claude (AI) - proposed" w:date="2026-10-15T02:49:28Z">
+            <w:del w:id="9022" w:author="Claude (AI) - proposed" w:date="2026-10-18T00:25:44Z">
               <w:r>
                 <w:rPr>
                   <w:rFonts w:ascii="Arial" w:cs="Arial" w:eastAsia="Arial" w:hAnsi="Arial"/>
@@ -1661,7 +1661,7 @@
                 <w:delText xml:space="preserve">Names</w:delText>
               </w:r>
             </w:del>
-            <w:ins w:id="9023" w:author="Claude (AI) - proposed" w:date="2026-10-15T02:49:28Z">
+            <w:ins w:id="9023" w:author="Claude (AI) - proposed" w:date="2026-10-18T00:25:44Z">
               <w:r>
                 <w:rPr>
                   <w:rFonts w:ascii="Arial" w:cs="Arial" w:eastAsia="Arial" w:hAnsi="Arial"/>
@@ -1744,7 +1744,7 @@
               <w:spacing w:after="40" w:before="0"/>
               <w:jc w:val="left"/>
             </w:pPr>
-            <w:del w:id="9024" w:author="Claude (AI) - proposed" w:date="2026-10-15T02:49:28Z">
+            <w:del w:id="9024" w:author="Claude (AI) - proposed" w:date="2026-10-18T00:25:44Z">
               <w:r>
                 <w:rPr>
                   <w:rFonts w:ascii="Arial" w:cs="Arial" w:eastAsia="Arial" w:hAnsi="Arial"/>
@@ -1759,7 +1759,7 @@
                 <w:delText xml:space="preserve">Correctly</w:delText>
               </w:r>
             </w:del>
-            <w:ins w:id="9025" w:author="Claude (AI) - proposed" w:date="2026-10-15T02:49:28Z">
+            <w:ins w:id="9025" w:author="Claude (AI) - proposed" w:date="2026-10-18T00:25:44Z">
               <w:r>
                 <w:rPr>
                   <w:rFonts w:ascii="Arial" w:cs="Arial" w:eastAsia="Arial" w:hAnsi="Arial"/>
@@ -1787,7 +1787,7 @@
               </w:rPr>
               <w:t xml:space="preserve"> names cell wall, chloroplasts and central vacuole, explains the function of each and links them to the shape and colour of the sukuma wiki cell</w:t>
             </w:r>
-            <w:ins w:id="9026" w:author="Claude (AI) - proposed" w:date="2026-10-15T02:49:28Z">
+            <w:ins w:id="9026" w:author="Claude (AI) - proposed" w:date="2026-10-18T00:25:44Z">
               <w:r>
                 <w:rPr>
                   <w:rFonts w:ascii="Arial" w:cs="Arial" w:eastAsia="Arial" w:hAnsi="Arial"/>
@@ -1835,7 +1835,7 @@
               <w:spacing w:after="40" w:before="0"/>
               <w:jc w:val="left"/>
             </w:pPr>
-            <w:del w:id="9027" w:author="Claude (AI) - proposed" w:date="2026-10-15T02:49:28Z">
+            <w:del w:id="9027" w:author="Claude (AI) - proposed" w:date="2026-10-18T00:25:44Z">
               <w:r>
                 <w:rPr>
                   <w:rFonts w:ascii="Arial" w:cs="Arial" w:eastAsia="Arial" w:hAnsi="Arial"/>
@@ -1850,7 +1850,7 @@
                 <w:delText xml:space="preserve">Names</w:delText>
               </w:r>
             </w:del>
-            <w:ins w:id="9028" w:author="Claude (AI) - proposed" w:date="2026-10-15T02:49:28Z">
+            <w:ins w:id="9028" w:author="Claude (AI) - proposed" w:date="2026-10-18T00:25:44Z">
               <w:r>
                 <w:rPr>
                   <w:rFonts w:ascii="Arial" w:cs="Arial" w:eastAsia="Arial" w:hAnsi="Arial"/>
@@ -1898,7 +1898,7 @@
               <w:spacing w:after="40" w:before="0"/>
               <w:jc w:val="left"/>
             </w:pPr>
-            <w:del w:id="9029" w:author="Claude (AI) - proposed" w:date="2026-10-15T02:49:28Z">
+            <w:del w:id="9029" w:author="Claude (AI) - proposed" w:date="2026-10-18T00:25:44Z">
               <w:r>
                 <w:rPr>
                   <w:rFonts w:ascii="Arial" w:cs="Arial" w:eastAsia="Arial" w:hAnsi="Arial"/>
@@ -1913,7 +1913,7 @@
                 <w:delText xml:space="preserve">Lists</w:delText>
               </w:r>
             </w:del>
-            <w:ins w:id="9030" w:author="Claude (AI) - proposed" w:date="2026-10-15T02:49:28Z">
+            <w:ins w:id="9030" w:author="Claude (AI) - proposed" w:date="2026-10-18T00:25:44Z">
               <w:r>
                 <w:rPr>
                   <w:rFonts w:ascii="Arial" w:cs="Arial" w:eastAsia="Arial" w:hAnsi="Arial"/>
@@ -1996,7 +1996,7 @@
               <w:spacing w:after="40" w:before="0"/>
               <w:jc w:val="left"/>
             </w:pPr>
-            <w:del w:id="9031" w:author="Claude (AI) - proposed" w:date="2026-10-15T02:49:28Z">
+            <w:del w:id="9031" w:author="Claude (AI) - proposed" w:date="2026-10-18T00:25:44Z">
               <w:r>
                 <w:rPr>
                   <w:rFonts w:ascii="Arial" w:cs="Arial" w:eastAsia="Arial" w:hAnsi="Arial"/>
@@ -2011,7 +2011,7 @@
                 <w:delText xml:space="preserve">Explains</w:delText>
               </w:r>
             </w:del>
-            <w:ins w:id="9032" w:author="Claude (AI) - proposed" w:date="2026-10-15T02:49:28Z">
+            <w:ins w:id="9032" w:author="Claude (AI) - proposed" w:date="2026-10-18T00:25:44Z">
               <w:r>
                 <w:rPr>
                   <w:rFonts w:ascii="Arial" w:cs="Arial" w:eastAsia="Arial" w:hAnsi="Arial"/>
@@ -2039,7 +2039,7 @@
               </w:rPr>
               <w:t xml:space="preserve"> clearly how the structure of the red blood cell, white blood cell and another specialised cell suits its job, including the trade-off of losing the nucleus</w:t>
             </w:r>
-            <w:ins w:id="9033" w:author="Claude (AI) - proposed" w:date="2026-10-15T02:49:28Z">
+            <w:ins w:id="9033" w:author="Claude (AI) - proposed" w:date="2026-10-18T00:25:44Z">
               <w:r>
                 <w:rPr>
                   <w:rFonts w:ascii="Arial" w:cs="Arial" w:eastAsia="Arial" w:hAnsi="Arial"/>
@@ -2087,7 +2087,7 @@
               <w:spacing w:after="40" w:before="0"/>
               <w:jc w:val="left"/>
             </w:pPr>
-            <w:del w:id="9034" w:author="Claude (AI) - proposed" w:date="2026-10-15T02:49:28Z">
+            <w:del w:id="9034" w:author="Claude (AI) - proposed" w:date="2026-10-18T00:25:44Z">
               <w:r>
                 <w:rPr>
                   <w:rFonts w:ascii="Arial" w:cs="Arial" w:eastAsia="Arial" w:hAnsi="Arial"/>
@@ -2102,7 +2102,7 @@
                 <w:delText xml:space="preserve">Links</w:delText>
               </w:r>
             </w:del>
-            <w:ins w:id="9035" w:author="Claude (AI) - proposed" w:date="2026-10-15T02:49:28Z">
+            <w:ins w:id="9035" w:author="Claude (AI) - proposed" w:date="2026-10-18T00:25:44Z">
               <w:r>
                 <w:rPr>
                   <w:rFonts w:ascii="Arial" w:cs="Arial" w:eastAsia="Arial" w:hAnsi="Arial"/>
@@ -2150,7 +2150,7 @@
               <w:spacing w:after="40" w:before="0"/>
               <w:jc w:val="left"/>
             </w:pPr>
-            <w:del w:id="9036" w:author="Claude (AI) - proposed" w:date="2026-10-15T02:49:28Z">
+            <w:del w:id="9036" w:author="Claude (AI) - proposed" w:date="2026-10-18T00:25:44Z">
               <w:r>
                 <w:rPr>
                   <w:rFonts w:ascii="Arial" w:cs="Arial" w:eastAsia="Arial" w:hAnsi="Arial"/>
@@ -2165,7 +2165,7 @@
                 <w:delText xml:space="preserve">States</w:delText>
               </w:r>
             </w:del>
-            <w:ins w:id="9037" w:author="Claude (AI) - proposed" w:date="2026-10-15T02:49:28Z">
+            <w:ins w:id="9037" w:author="Claude (AI) - proposed" w:date="2026-10-18T00:25:44Z">
               <w:r>
                 <w:rPr>
                   <w:rFonts w:ascii="Arial" w:cs="Arial" w:eastAsia="Arial" w:hAnsi="Arial"/>
@@ -2248,7 +2248,7 @@
               <w:spacing w:after="40" w:before="0"/>
               <w:jc w:val="left"/>
             </w:pPr>
-            <w:del w:id="9038" w:author="Claude (AI) - proposed" w:date="2026-10-15T02:49:28Z">
+            <w:del w:id="9038" w:author="Claude (AI) - proposed" w:date="2026-10-18T00:25:44Z">
               <w:r>
                 <w:rPr>
                   <w:rFonts w:ascii="Arial" w:cs="Arial" w:eastAsia="Arial" w:hAnsi="Arial"/>
@@ -2263,7 +2263,7 @@
                 <w:delText xml:space="preserve">Draws</w:delText>
               </w:r>
             </w:del>
-            <w:ins w:id="9039" w:author="Claude (AI) - proposed" w:date="2026-10-15T02:49:28Z">
+            <w:ins w:id="9039" w:author="Claude (AI) - proposed" w:date="2026-10-18T00:25:44Z">
               <w:r>
                 <w:rPr>
                   <w:rFonts w:ascii="Arial" w:cs="Arial" w:eastAsia="Arial" w:hAnsi="Arial"/>
@@ -2311,7 +2311,7 @@
               <w:spacing w:after="40" w:before="0"/>
               <w:jc w:val="left"/>
             </w:pPr>
-            <w:del w:id="9040" w:author="Claude (AI) - proposed" w:date="2026-10-15T02:49:28Z">
+            <w:del w:id="9040" w:author="Claude (AI) - proposed" w:date="2026-10-18T00:25:44Z">
               <w:r>
                 <w:rPr>
                   <w:rFonts w:ascii="Arial" w:cs="Arial" w:eastAsia="Arial" w:hAnsi="Arial"/>
@@ -2326,7 +2326,7 @@
                 <w:delText xml:space="preserve">Uses</w:delText>
               </w:r>
             </w:del>
-            <w:ins w:id="9041" w:author="Claude (AI) - proposed" w:date="2026-10-15T02:49:28Z">
+            <w:ins w:id="9041" w:author="Claude (AI) - proposed" w:date="2026-10-18T00:25:44Z">
               <w:r>
                 <w:rPr>
                   <w:rFonts w:ascii="Arial" w:cs="Arial" w:eastAsia="Arial" w:hAnsi="Arial"/>
@@ -2374,7 +2374,7 @@
               <w:spacing w:after="40" w:before="0"/>
               <w:jc w:val="left"/>
             </w:pPr>
-            <w:del w:id="9042" w:author="Claude (AI) - proposed" w:date="2026-10-15T02:49:28Z">
+            <w:del w:id="9042" w:author="Claude (AI) - proposed" w:date="2026-10-18T00:25:44Z">
               <w:r>
                 <w:rPr>
                   <w:rFonts w:ascii="Arial" w:cs="Arial" w:eastAsia="Arial" w:hAnsi="Arial"/>
@@ -2389,7 +2389,7 @@
                 <w:delText xml:space="preserve">Uses</w:delText>
               </w:r>
             </w:del>
-            <w:ins w:id="9043" w:author="Claude (AI) - proposed" w:date="2026-10-15T02:49:28Z">
+            <w:ins w:id="9043" w:author="Claude (AI) - proposed" w:date="2026-10-18T00:25:44Z">
               <w:r>
                 <w:rPr>
                   <w:rFonts w:ascii="Arial" w:cs="Arial" w:eastAsia="Arial" w:hAnsi="Arial"/>
@@ -2472,7 +2472,7 @@
               <w:spacing w:after="40" w:before="0"/>
               <w:jc w:val="left"/>
             </w:pPr>
-            <w:del w:id="9044" w:author="Claude (AI) - proposed" w:date="2026-10-15T02:49:28Z">
+            <w:del w:id="9044" w:author="Claude (AI) - proposed" w:date="2026-10-18T00:25:44Z">
               <w:r>
                 <w:rPr>
                   <w:rFonts w:ascii="Arial" w:cs="Arial" w:eastAsia="Arial" w:hAnsi="Arial"/>
@@ -2487,7 +2487,7 @@
                 <w:delText xml:space="preserve">Answer</w:delText>
               </w:r>
             </w:del>
-            <w:ins w:id="9045" w:author="Claude (AI) - proposed" w:date="2026-10-15T02:49:28Z">
+            <w:ins w:id="9045" w:author="Claude (AI) - proposed" w:date="2026-10-18T00:25:44Z">
               <w:r>
                 <w:rPr>
                   <w:rFonts w:ascii="Arial" w:cs="Arial" w:eastAsia="Arial" w:hAnsi="Arial"/>
@@ -2535,7 +2535,7 @@
               <w:spacing w:after="40" w:before="0"/>
               <w:jc w:val="left"/>
             </w:pPr>
-            <w:del w:id="9046" w:author="Claude (AI) - proposed" w:date="2026-10-15T02:49:28Z">
+            <w:del w:id="9046" w:author="Claude (AI) - proposed" w:date="2026-10-18T00:25:44Z">
               <w:r>
                 <w:rPr>
                   <w:rFonts w:ascii="Arial" w:cs="Arial" w:eastAsia="Arial" w:hAnsi="Arial"/>
@@ -2550,7 +2550,7 @@
                 <w:delText xml:space="preserve">Answer</w:delText>
               </w:r>
             </w:del>
-            <w:ins w:id="9047" w:author="Claude (AI) - proposed" w:date="2026-10-15T02:49:28Z">
+            <w:ins w:id="9047" w:author="Claude (AI) - proposed" w:date="2026-10-18T00:25:44Z">
               <w:r>
                 <w:rPr>
                   <w:rFonts w:ascii="Arial" w:cs="Arial" w:eastAsia="Arial" w:hAnsi="Arial"/>
@@ -2598,7 +2598,7 @@
               <w:spacing w:after="40" w:before="0"/>
               <w:jc w:val="left"/>
             </w:pPr>
-            <w:del w:id="9048" w:author="Claude (AI) - proposed" w:date="2026-10-15T02:49:28Z">
+            <w:del w:id="9048" w:author="Claude (AI) - proposed" w:date="2026-10-18T00:25:44Z">
               <w:r>
                 <w:rPr>
                   <w:rFonts w:ascii="Arial" w:cs="Arial" w:eastAsia="Arial" w:hAnsi="Arial"/>
@@ -2613,7 +2613,7 @@
                 <w:delText xml:space="preserve">Answer</w:delText>
               </w:r>
             </w:del>
-            <w:ins w:id="9049" w:author="Claude (AI) - proposed" w:date="2026-10-15T02:49:28Z">
+            <w:ins w:id="9049" w:author="Claude (AI) - proposed" w:date="2026-10-18T00:25:44Z">
               <w:r>
                 <w:rPr>
                   <w:rFonts w:ascii="Arial" w:cs="Arial" w:eastAsia="Arial" w:hAnsi="Arial"/>
@@ -2763,7 +2763,7 @@
         </w:rPr>
         <w:t xml:space="preserve">© 2026 SeaVuria and ARES. This work is licensed under a </w:t>
       </w:r>
-      <w:hyperlink w:history="1" r:id="rIdssjzwpb2rkvn6xngs1syf">
+      <w:hyperlink w:history="1" r:id="rId0guohp6mqlmwg0vnpmjta">
         <w:r>
           <w:rPr>
             <w:rFonts w:ascii="Arial" w:cs="Arial" w:eastAsia="Arial" w:hAnsi="Arial"/>
@@ -2783,7 +2783,7 @@
         </w:rPr>
         <w:t xml:space="preserve"> (</w:t>
       </w:r>
-      <w:hyperlink w:history="1" r:id="rIdxa9cpnotg0kktmuczyln1">
+      <w:hyperlink w:history="1" r:id="rId54uzlzx2snepuvzprg-85">
         <w:r>
           <w:rPr>
             <w:rFonts w:ascii="Arial" w:cs="Arial" w:eastAsia="Arial" w:hAnsi="Arial"/>
@@ -2803,7 +2803,7 @@
         </w:rPr>
         <w:t xml:space="preserve">). To view a copy of this license, visit </w:t>
       </w:r>
-      <w:hyperlink w:history="1" r:id="rIdktjy2ywkxzos2zzog97s5">
+      <w:hyperlink w:history="1" r:id="rId46o4wghscqyvhfpd0yzjh">
         <w:r>
           <w:rPr>
             <w:rFonts w:ascii="Arial" w:cs="Arial" w:eastAsia="Arial" w:hAnsi="Arial"/>
